--- a/zht/docx/40.content.docx
+++ b/zht/docx/40.content.docx
@@ -163,13 +163,6 @@
         <w:rPr>
           <w:lang w:val="zh_TW" w:bidi="zh_TW"/>
         </w:rPr>
-      </w:r>
-      <w:r>
-        <w:rPr>
-          <w:i/>
-          <w:lang w:val="zh_TW" w:bidi="zh_TW"/>
-        </w:rPr>
-        <w:t>馬太福音 1:1, 馬太福音 1:1–2:23, 馬太福音 1:5, 馬太福音 1:7, 馬太福音 1:8, 馬太福音 1:11, 馬太福音 1:12, 馬太福音 1:12–16, 馬太福音 1:16, 馬太福音 1:17, 馬太福音 1:18, 馬太福音 1:19, 馬太福音 1:20, 馬太福音 1:21, 馬太福音 1:22–23, 馬太福音 1:25, 馬太福音 2:1, 馬太福音 2:1–2, 馬太福音 2:2, 馬太福音 2:3, 馬太福音 2:4, 馬太福音 2:6, 馬太福音 2:8–10, 馬太福音 2:11, 馬太福音 2:13–15, 馬太福音 2:15, 馬太福音 2:16, 馬太福音 2:18, 馬太福音 2:19, 馬太福音 2:20–21, 馬太福音 2:22, 馬太福音 2:23, 馬太福音 3:1, 馬太福音 3:2, 馬太福音 3:3, 馬太福音 3:4, 馬太福音 3:5–6, 馬太福音 3:7, 馬太福音 3:8, 馬太福音 3:9, 馬太福音 3:11, 馬太福音 3:12, 馬太福音 3:14, 馬太福音 3:15, 馬太福音 3:16, 馬太福音 3:17, 馬太福音 4:1, 馬太福音 4:1–11, 馬太福音 4:2, 馬太福音 4:3–4, 馬太福音 4:5–7, 馬太福音 4:7, 馬太福音 4:8–9, 馬太福音 4:11, 馬太福音 4:12, 馬太福音 4:12–11.1, 馬太福音 4:13, 馬太福音 4:17, 馬太福音 4:18, 馬太福音 4:18–22, 馬太福音 4:19, 馬太福音 4:20–22, 馬太福音 4:23, 馬太福音 4:23–25, 馬太福音 4:24–25, 馬太福音 5:1–7.29, 馬太福音 5:3, 馬太福音 5:4, 馬太福音 5:5, 馬太福音 5:6, 馬太福音 5:7, 馬太福音 5:8, 馬太福音 5:9, 馬太福音 5:10–11, 馬太福音 5:12, 馬太福音 5:13, 馬太福音 5:13–16, 馬太福音 5:14, 馬太福音 5:16, 馬太福音 5:17, 馬太福音 5:19, 馬太福音 5:20, 馬太福音 5:21, 馬太福音 5:21–47, 馬太福音 5:22, 馬太福音 5:23–26, 馬太福音 5:27–30, 馬太福音 5:29, 馬太福音 5:29–30, 馬太福音 5:31, 馬太福音 5:31–32, 馬太福音 5:32, 馬太福音 5:33–37, 馬太福音 5:38–42, 馬太福音 5:41, 馬太福音 5:42, 馬太福音 5:43–47, 馬太福音 5:45, 馬太福音 5:47, 馬太福音 5:48, 馬太福音 6:1, 馬太福音 6:2, 馬太福音 6:4, 馬太福音 6:5, 馬太福音 6:6, 馬太福音 6:7–8, 馬太福音 6:9, 馬太福音 6:9–13, 馬太福音 6:10, 馬太福音 6:11, 馬太福音 6:12, 馬太福音 6:13, 馬太福音 6:16, 馬太福音 6:20, 馬太福音 6:22, 馬太福音 6:24, 馬太福音 6:25–34, 馬太福音 6:26, 馬太福音 6:30, 馬太福音 6:32, 馬太福音 6:33, 馬太福音 7:1, 馬太福音 7:3–5, 馬太福音 7:6, 馬太福音 7:7–8, 馬太福音 7:12, 馬太福音 7:13, 馬太福音 7:13–27, 馬太福音 7:14, 馬太福音 7:15–20, 馬太福音 7:16–17, 馬太福音 7:18, 馬太福音 7:21, 馬太福音 7:22, 馬太福音 7:23, 馬太福音 7:24, 馬太福音 7:24–27, 馬太福音 7:25–27, 馬太福音 7:28–29, 馬太福音 8:1–9:34, 馬太福音 8:2, 馬太福音 8:3, 馬太福音 8:4, 馬太福音 8:5, 馬太福音 8:5–13, 馬太福音 8:7, 馬太福音 8:8–10, 馬太福音 8:11–12, 馬太福音 8:16, 馬太福音 8:16–17, 馬太福音 8:17, 馬太福音 8:18–22, 馬太福音 8:19, 馬太福音 8:20, 馬太福音 8:21, 馬太福音 8:22, 馬太福音 8:23–27, 馬太福音 8:24, 馬太福音 8:27, 馬太福音 8:28, 馬太福音 8:28–34, 馬太福音 8:29, 馬太福音 8:31, 馬太福音 8:32, 馬太福音 8:34, 馬太福音 9:1, 馬太福音 9:1–17, 馬太福音 9:3, 馬太福音 9:5, 馬太福音 9:6, 馬太福音 9:8, 馬太福音 9:9, 馬太福音 9:9–13, 馬太福音 9:10, 馬太福音 9:13, 馬太福音 9:14, 馬太福音 9:15, 馬太福音 9:16–17, 馬太福音 9:18, 馬太福音 9:18–34, 馬太福音 9:20, 馬太福音 9:22, 馬太福音 9:23, 馬太福音 9:24, 馬太福音 9:27, 馬太福音 9:28, 馬太福音 9:32, 馬太福音 9:32–34, 馬太福音 9:35, 馬太福音 9:35–11:1, 馬太福音 9:36, 馬太福音 9:37–38, 馬太福音 10:1, 馬太福音 10:2, 馬太福音 10:2–4, 馬太福音 10:3, 馬太福音 10:4, 馬太福音 10:5, 馬太福音 10:6, 馬太福音 10:7–8, 馬太福音 10:8, 馬太福音 10:9–10, 馬太福音 10:12, 馬太福音 10:13, 馬太福音 10:14, 馬太福音 10:15, 馬太福音 10:16, 馬太福音 10:19–20, 馬太福音 10:21–22, 馬太福音 10:23, 馬太福音 10:25, 馬太福音 10:28, 馬太福音 10:29–31, 馬太福音 10:32–33, 馬太福音 10:34, 馬太福音 10:34–39, 馬太福音 10:37–39, 馬太福音 10:41, 馬太福音 10:42, 馬太福音 11:2, 馬太福音 11:2–19, 馬太福音 11:2–20:34, 馬太福音 11:5, 馬太福音 11:6, 馬太福音 11:7, 馬太福音 11:11, 馬太福音 11:12, 馬太福音 11:14–15, 馬太福音 11:16–19, 馬太福音 11:18–19, 馬太福音 11:20–24, 馬太福音 11:21–24, 馬太福音 11:23, 馬太福音 11:25, 馬太福音 11:25–30, 馬太福音 11:27, 馬太福音 11:28, 馬太福音 11:29–30, 馬太福音 12:1, 馬太福音 12:1–8, 馬太福音 12:1–14, 馬太福音 12:3–4, 馬太福音 12:3–7, 馬太福音 12:5–6, 馬太福音 12:7, 馬太福音 12:8, 馬太福音 12:9, 馬太福音 12:9–14, 馬太福音 12:10, 馬太福音 12:11–12, 馬太福音 12:15–21, 馬太福音 12:18, 馬太福音 12:20, 馬太福音 12:22–45, 馬太福音 12:23, 馬太福音 12:24, 馬太福音 12:26, 馬太福音 12:27, 馬太福音 12:28, 馬太福音 12:29, 馬太福音 12:31, 馬太福音 12:32, 馬太福音 12:33–37, 馬太福音 12:36–37, 馬太福音 12:38, 馬太福音 12:39–40, 馬太福音 12:41–42, 馬太福音 12:42, 馬太福音 12:43, 馬太福音 12:43–45, 馬太福音 12:48–50, 馬太福音 13:1–53, 馬太福音 13:3–9, 馬太福音 13:10, 馬太福音 13:11, 馬太福音 13:11–15, 馬太福音 13:13, 馬太福音 13:14–15, 馬太福音 13:16–17, 馬太福音 13:19, 馬太福音 13:20–21, 馬太福音 13:22, 馬太福音 13:23, 馬太福音 13:24–30, 馬太福音 13:25, 馬太福音 13:28–30, 馬太福音 13:31–33, 馬太福音 13:33, 馬太福音 13:34–35, 馬太福音 13:36, 馬太福音 13:36–43, 馬太福音 13:38, 馬太福音 13:40–42, 馬太福音 13:41, 馬太福音 13:43, 馬太福音 13:44, 馬太福音 13:44–46, 馬太福音 13:47–50, 馬太福音 13:49, 馬太福音 13:51, 馬太福音 13:52, 馬太福音 13:54–58, 馬太福音 13:55–56, 馬太福音 13:57, 馬太福音 13:58, 馬太福音 14:1, 馬太福音 14:2, 馬太福音 14:3–12, 馬太福音 14:4, 馬太福音 14:6, 馬太福音 14:7, 馬太福音 14:8, 馬太福音 14:13–21, 馬太福音 14:21, 馬太福音 14:22, 馬太福音 14:22–33, 馬太福音 14:23, 馬太福音 14:25, 馬太福音 14:27, 馬太福音 14:34–36, 馬太福音 15:1, 馬太福音 15:1–20, 馬太福音 15:2, 馬太福音 15:5, 馬太福音 15:6, 馬太福音 15:7, 馬太福音 15:11, 馬太福音 15:13, 馬太福音 15:21–28, 馬太福音 15:22, 馬太福音 15:23, 馬太福音 15:26, 馬太福音 15:29–31, 馬太福音 15:32–39, 馬太福音 15:39, 馬太福音 16:1–12, 馬太福音 16:2–3, 馬太福音 16:3, 馬太福音 16:9–10, 馬太福音 16:11–12, 馬太福音 16:13, 馬太福音 16:14, 馬太福音 16:16, 馬太福音 16:17, 馬太福音 16:18, 馬太福音 16:19, 馬太福音 16:21, 馬太福音 16:21–28, 馬太福音 16:22, 馬太福音 16:23, 馬太福音 16:24, 馬太福音 16:25, 馬太福音 16:26, 馬太福音 16:27, 馬太福音 16:28, 馬太福音 17:1, 馬太福音 17:2, 馬太福音 17:3, 馬太福音 17:4, 馬太福音 17:5, 馬太福音 17:6–7, 馬太福音 17:9, 馬太福音 17:10–13, 馬太福音 17:17, 馬太福音 17:20, 馬太福音 17:22, 馬太福音 17:24, 馬太福音 17:25–26, 馬太福音 18:1, 馬太福音 18:1–35, 馬太福音 18:3, 馬太福音 18:5, 馬太福音 18:6, 馬太福音 18:8–9, 馬太福音 18:10, 馬太福音 18:12, 馬太福音 18:14, 馬太福音 18:15, 馬太福音 18:15–20, 馬太福音 18:15–35, 馬太福音 18:16, 馬太福音 18:17, 馬太福音 18:18, 馬太福音 18:18–20, 馬太福音 18:19, 馬太福音 18:20, 馬太福音 18:21–35, 馬太福音 18:22, 馬太福音 18:24, 馬太福音 18:26, 馬太福音 18:28, 馬太福音 18:34, 馬太福音 18:35, 馬太福音 19:1–20:34, 馬太福音 19:3, 馬太福音 19:4–5, 馬太福音 19:6, 馬太福音 19:7–8, 馬太福音 19:9, 馬太福音 19:11, 馬太福音 19:12, 馬太福音 19:13, 馬太福音 19:17, 馬太福音 19:21–22, 馬太福音 19:23, 馬太福音 19:24, 馬太福音 19:26, 馬太福音 19:28, 馬太福音 20:1–16, 馬太福音 20:8, 馬太福音 20:16, 馬太福音 20:20–21, 馬太福音 20:20–28, 馬太福音 20:21, 馬太福音 20:22, 馬太福音 20:23, 馬太福音 20:24, 馬太福音 20:25–28, 馬太福音 20:27, 馬太福音 20:28, 馬太福音 20:29–34, 馬太福音 21:1, 馬太福音 21:1–28.20, 馬太福音 21:3, 馬太福音 21:4–5, 馬太福音 21:11, 馬太福音 21:12, 馬太福音 21:12–13, 馬太福音 21:13, 馬太福音 21:15, 馬太福音 21:16, 馬太福音 21:19, 馬太福音 21:22, 馬太福音 21:23, 馬太福音 21:23–22:46, 馬太福音 21:24, 馬太福音 21:25, 馬太福音 21:27, 馬太福音 21:28–32, 馬太福音 21:28–22:14, 馬太福音 21:29, 馬太福音 21:32, 馬太福音 21:33–46, 馬太福音 21:34–35, 馬太福音 21:37, 馬太福音 21:40, 馬太福音 21:41, 馬太福音 21:42, 馬太福音 21:43, 馬太福音 21:44, 馬太福音 21:45, 馬太福音 22:1–14, 馬太福音 22:2, 馬太福音 22:3–5, 馬太福音 22:7, 馬太福音 22:8, 馬太福音 22:9, 馬太福音 22:10, 馬太福音 22:11, 馬太福音 22:13, 馬太福音 22:14, 馬太福音 22:15–22, 馬太福音 22:16, 馬太福音 22:17, 馬太福音 22:18, 馬太福音 22:20, 馬太福音 22:21, 馬太福音 22:23, 馬太福音 22:23–33, 馬太福音 22:29, 馬太福音 22:30, 馬太福音 22:31–32, 馬太福音 22:36, 馬太福音 22:37, 馬太福音 22:39, 馬太福音 22:40, 馬太福音 22:41–46, 馬太福音 22:42, 馬太福音 22:44, 馬太福音 22:45, 馬太福音 22:46, 馬太福音 23:1, 馬太福音 23:1–25:46, 馬太福音 23:2, 馬太福音 23:3, 馬太福音 23:4, 馬太福音 23:5, 馬太福音 23:6, 馬太福音 23:7, 馬太福音 23:8, 馬太福音 23:8–12, 馬太福音 23:9, 馬太福音 23:10, 馬太福音 23:11–12, 馬太福音 23:13, 馬太福音 23:13–36, 馬太福音 23:15, 馬太福音 23:16–22, 馬太福音 23:23, 馬太福音 23:24, 馬太福音 23:26, 馬太福音 23:27–28, 馬太福音 23:29, 馬太福音 23:32, 馬太福音 23:35, 馬太福音 23:37, 馬太福音 23:38, 馬太福音 23:39, 馬太福音 24:1, 馬太福音 24:1–31, 馬太福音 24:2, 馬太福音 24:3, 馬太福音 24:4–8, 馬太福音 24:5, 馬太福音 24:6, 馬太福音 24:8, 馬太福音 24:9, 馬太福音 24:10, 馬太福音 24:12, 馬太福音 24:13, 馬太福音 24:14, 馬太福音 24:15, 馬太福音 24:20, 馬太福音 24:21, 馬太福音 24:22, 馬太福音 24:24, 馬太福音 24:26, 馬太福音 24:26–28, 馬太福音 24:27–28, 馬太福音 24:29, 馬太福音 24:29–31, 馬太福音 24:30, 馬太福音 24:31, 馬太福音 24:33, 馬太福音 24:34, 馬太福音 24:35, 馬太福音 24:36, 馬太福音 24:37, 馬太福音 24:37–41, 馬太福音 24:37–25:46, 馬太福音 24:40–41, 馬太福音 24:42, 馬太福音 24:45, 馬太福音 24:45–51, 馬太福音 25:1, 馬太福音 25:1–13, 馬太福音 25:3, 馬太福音 25:5, 馬太福音 25:6, 馬太福音 25:14–30, 馬太福音 25:19, 馬太福音 25:21, 馬太福音 25:24, 馬太福音 25:29, 馬太福音 25:31, 馬太福音 25:31–46, 馬太福音 25:33, 馬太福音 25:34, 馬太福音 25:35–36, 馬太福音 25:37, 馬太福音 25:40, 馬太福音 25:46, 馬太福音 26:2, 馬太福音 26:3, 馬太福音 26:5, 馬太福音 26:6, 馬太福音 26:6–13, 馬太福音 26:7, 馬太福音 26:8, 馬太福音 26:12, 馬太福音 26:14–16, 馬太福音 26:18, 馬太福音 26:23, 馬太福音 26:24, 馬太福音 26:25, 馬太福音 26:26, 馬太福音 26:26–29, 馬太福音 26:27, 馬太福音 26:28, 馬太福音 26:29, 馬太福音 26:30, 馬太福音 26:31, 馬太福音 26:32, 馬太福音 26:35, 馬太福音 26:36, 馬太福音 26:36–46, 馬太福音 26:37, 馬太福音 26:38, 馬太福音 26:39, 馬太福音 26:49, 馬太福音 26:51, 馬太福音 26:53, 馬太福音 26:54, 馬太福音 26:55, 馬太福音 26:56, 馬太福音 26:57–68, 馬太福音 26:57–27:26, 馬太福音 26:58, 馬太福音 26:59, 馬太福音 26:60, 馬太福音 26:61, 馬太福音 26:63, 馬太福音 26:64, 馬太福音 26:65, 馬太福音 26:67–68, 馬太福音 26:69–75, 馬太福音 26:73, 馬太福音 26:75, 馬太福音 27:1, 馬太福音 27:1–2, 馬太福音 27:2, 馬太福音 27:3, 馬太福音 27:3–10, 馬太福音 27:4, 馬太福音 27:5, 馬太福音 27:7, 馬太福音 27:8, 馬太福音 27:9–10, 馬太福音 27:11, 馬太福音 27:11–26, 馬太福音 27:15, 馬太福音 27:16, 馬太福音 27:19, 馬太福音 27:24, 馬太福音 27:25, 馬太福音 27:26, 馬太福音 27:27, 馬太福音 27:27–31, 馬太福音 27:28–29, 馬太福音 27:32, 馬太福音 27:32–44, 馬太福音 27:34, 馬太福音 27:35, 馬太福音 27:37, 馬太福音 27:38, 馬太福音 27:40, 馬太福音 27:45, 馬太福音 27:46, 馬太福音 27:47, 馬太福音 27:48, 馬太福音 27:50, 馬太福音 27:51, 馬太福音 27:52–53, 馬太福音 27:54, 馬太福音 27:58, 馬太福音 27:59–60, 馬太福音 27:62–66, 馬太福音 28:1, 馬太福音 28:1–10, 馬太福音 28:12, 馬太福音 28:13, 馬太福音 28:15, 馬太福音 28:17, 馬太福音 28:18, 馬太福音 28:19, 馬太福音 28:20</w:t>
       </w:r>
       <w:r>
         <w:rPr>

--- a/zht/docx/40.content.docx
+++ b/zht/docx/40.content.docx
@@ -150,19 +150,6 @@
           <w:lang w:val="zh_TW" w:bidi="zh_TW"/>
         </w:rPr>
         <w:t>MAT</w:t>
-      </w:r>
-      <w:r>
-        <w:rPr>
-          <w:lang w:val="zh_TW" w:bidi="zh_TW"/>
-        </w:rPr>
-      </w:r>
-    </w:p>
-    <w:p>
-      <w:pPr/>
-      <w:r>
-        <w:rPr>
-          <w:lang w:val="zh_TW" w:bidi="zh_TW"/>
-        </w:rPr>
       </w:r>
       <w:r>
         <w:rPr>

--- a/zht/docx/40.content.docx
+++ b/zht/docx/40.content.docx
@@ -19,7 +19,7 @@
         <w:rPr>
           <w:lang w:val="zh_TW" w:bidi="zh_TW"/>
         </w:rPr>
-        <w:t>Resource: 研讀筆記 (Tyndale)</w:t>
+        <w:t>Resource: Tyndale Open Study Notes</w:t>
       </w:r>
       <w:r>
         <w:rPr>
@@ -112,7 +112,7 @@
         <w:rPr>
           <w:lang w:val="zh_TW" w:bidi="zh_TW"/>
         </w:rPr>
-        <w:t>研讀筆記 (Tyndale)</w:t>
+        <w:t>Tyndale Open Study Notes</w:t>
       </w:r>
     </w:p>
     <w:p>

--- a/zht/docx/40.content.docx
+++ b/zht/docx/40.content.docx
@@ -19,7 +19,7 @@
         <w:rPr>
           <w:lang w:val="zh_TW" w:bidi="zh_TW"/>
         </w:rPr>
-        <w:t>Resource: Tyndale Open Study Notes</w:t>
+        <w:t>Resource: Aquifer Open Study Notes</w:t>
       </w:r>
       <w:r>
         <w:rPr>
@@ -112,7 +112,7 @@
         <w:rPr>
           <w:lang w:val="zh_TW" w:bidi="zh_TW"/>
         </w:rPr>
-        <w:t>Tyndale Open Study Notes</w:t>
+        <w:t>Aquifer Open Study Notes</w:t>
       </w:r>
     </w:p>
     <w:p>
